--- a/МВЕК Бланки УП 2 курс.docx
+++ b/МВЕК Бланки УП 2 курс.docx
@@ -18,7 +18,7 @@
           <w:noProof/>
         </w:rPr>
         <w:drawing>
-          <wp:inline distT="0" distB="0" distL="0" distR="0">
+          <wp:inline distT="0" distB="0" distL="0" distR="0" wp14:anchorId="0BC25062" wp14:editId="38927926">
             <wp:extent cx="5939790" cy="1419378"/>
             <wp:effectExtent l="0" t="0" r="0" b="0"/>
             <wp:docPr id="4" name="Рисунок 4"/>
@@ -4176,8 +4176,8 @@
       </w:tblPr>
       <w:tblGrid>
         <w:gridCol w:w="1116"/>
-        <w:gridCol w:w="6537"/>
-        <w:gridCol w:w="1917"/>
+        <w:gridCol w:w="6617"/>
+        <w:gridCol w:w="1837"/>
       </w:tblGrid>
       <w:tr>
         <w:trPr>
@@ -4403,61 +4403,50 @@
           </w:tcPr>
           <w:p>
             <w:pPr>
+              <w:spacing w:after="0" w:line="360" w:lineRule="auto"/>
               <w:rPr>
                 <w:rFonts w:ascii="Times New Roman" w:hAnsi="Times New Roman"/>
-                <w:i/>
-                <w:iCs/>
-                <w:sz w:val="20"/>
-                <w:szCs w:val="20"/>
+                <w:sz w:val="28"/>
+                <w:szCs w:val="28"/>
               </w:rPr>
             </w:pPr>
             <w:r>
               <w:rPr>
                 <w:rFonts w:ascii="Times New Roman" w:hAnsi="Times New Roman"/>
-                <w:i/>
-                <w:iCs/>
-                <w:sz w:val="20"/>
-                <w:szCs w:val="20"/>
+                <w:sz w:val="28"/>
+                <w:szCs w:val="28"/>
               </w:rPr>
               <w:t xml:space="preserve">В первый день практики я решил </w:t>
             </w:r>
             <w:r>
               <w:rPr>
                 <w:rFonts w:ascii="Times New Roman" w:hAnsi="Times New Roman"/>
-                <w:i/>
-                <w:iCs/>
-                <w:sz w:val="20"/>
-                <w:szCs w:val="20"/>
+                <w:sz w:val="28"/>
+                <w:szCs w:val="28"/>
               </w:rPr>
               <w:t>распланировать</w:t>
             </w:r>
             <w:r>
               <w:rPr>
                 <w:rFonts w:ascii="Times New Roman" w:hAnsi="Times New Roman"/>
-                <w:i/>
-                <w:iCs/>
-                <w:sz w:val="20"/>
-                <w:szCs w:val="20"/>
+                <w:sz w:val="28"/>
+                <w:szCs w:val="28"/>
               </w:rPr>
               <w:t xml:space="preserve"> задачи, которые предстояло выполнить, и</w:t>
             </w:r>
             <w:r>
               <w:rPr>
                 <w:rFonts w:ascii="Times New Roman" w:hAnsi="Times New Roman"/>
-                <w:i/>
-                <w:iCs/>
-                <w:sz w:val="20"/>
-                <w:szCs w:val="20"/>
+                <w:sz w:val="28"/>
+                <w:szCs w:val="28"/>
               </w:rPr>
               <w:t xml:space="preserve"> предварительно продумал</w:t>
             </w:r>
             <w:r>
               <w:rPr>
                 <w:rFonts w:ascii="Times New Roman" w:hAnsi="Times New Roman"/>
-                <w:i/>
-                <w:iCs/>
-                <w:sz w:val="20"/>
-                <w:szCs w:val="20"/>
+                <w:sz w:val="28"/>
+                <w:szCs w:val="28"/>
               </w:rPr>
               <w:t xml:space="preserve">, какие технологии помогут упростить работу. В качестве решения был выбран </w:t>
             </w:r>
@@ -4465,10 +4454,8 @@
             <w:r>
               <w:rPr>
                 <w:rFonts w:ascii="Times New Roman" w:hAnsi="Times New Roman"/>
-                <w:i/>
-                <w:iCs/>
-                <w:sz w:val="20"/>
-                <w:szCs w:val="20"/>
+                <w:sz w:val="28"/>
+                <w:szCs w:val="28"/>
               </w:rPr>
               <w:t>Django</w:t>
             </w:r>
@@ -4476,137 +4463,80 @@
             <w:r>
               <w:rPr>
                 <w:rFonts w:ascii="Times New Roman" w:hAnsi="Times New Roman"/>
-                <w:i/>
-                <w:iCs/>
-                <w:sz w:val="20"/>
-                <w:szCs w:val="20"/>
+                <w:sz w:val="28"/>
+                <w:szCs w:val="28"/>
               </w:rPr>
               <w:t>, а именно его ORM-система, которая позволяет удобно работать с базой данных через Python-код без необходимости писать сложные SQL-запросы.</w:t>
             </w:r>
           </w:p>
           <w:p>
             <w:pPr>
+              <w:spacing w:after="0" w:line="360" w:lineRule="auto"/>
               <w:rPr>
                 <w:rFonts w:ascii="Times New Roman" w:hAnsi="Times New Roman"/>
-                <w:i/>
-                <w:iCs/>
-                <w:sz w:val="20"/>
-                <w:szCs w:val="20"/>
+                <w:sz w:val="28"/>
+                <w:szCs w:val="28"/>
               </w:rPr>
             </w:pPr>
             <w:r>
               <w:rPr>
                 <w:rFonts w:ascii="Times New Roman" w:hAnsi="Times New Roman"/>
-                <w:i/>
-                <w:iCs/>
-                <w:sz w:val="20"/>
-                <w:szCs w:val="20"/>
-              </w:rPr>
-              <w:t xml:space="preserve">В течение дня </w:t>
+                <w:sz w:val="28"/>
+                <w:szCs w:val="28"/>
+              </w:rPr>
+              <w:t>В течение дня организовывал файловое дерево проект</w:t>
             </w:r>
             <w:r>
               <w:rPr>
                 <w:rFonts w:ascii="Times New Roman" w:hAnsi="Times New Roman"/>
-                <w:i/>
-                <w:iCs/>
-                <w:sz w:val="20"/>
-                <w:szCs w:val="20"/>
-              </w:rPr>
-              <w:t>орга</w:t>
+                <w:sz w:val="28"/>
+                <w:szCs w:val="28"/>
+              </w:rPr>
+              <w:t>а</w:t>
             </w:r>
             <w:r>
               <w:rPr>
                 <w:rFonts w:ascii="Times New Roman" w:hAnsi="Times New Roman"/>
-                <w:i/>
-                <w:iCs/>
-                <w:sz w:val="20"/>
-                <w:szCs w:val="20"/>
-              </w:rPr>
-              <w:t>низовывал файловое дерево проект</w:t>
-            </w:r>
+                <w:sz w:val="28"/>
+                <w:szCs w:val="28"/>
+              </w:rPr>
+              <w:t xml:space="preserve"> и настраивал m</w:t>
+            </w:r>
+            <w:proofErr w:type="spellStart"/>
             <w:r>
               <w:rPr>
                 <w:rFonts w:ascii="Times New Roman" w:hAnsi="Times New Roman"/>
-                <w:i/>
-                <w:iCs/>
-                <w:sz w:val="20"/>
-                <w:szCs w:val="20"/>
-              </w:rPr>
-              <w:t>а</w:t>
-            </w:r>
+                <w:sz w:val="28"/>
+                <w:szCs w:val="28"/>
+                <w:lang w:val="en-US"/>
+              </w:rPr>
+              <w:t>ySQL</w:t>
+            </w:r>
+            <w:proofErr w:type="spellEnd"/>
             <w:r>
               <w:rPr>
                 <w:rFonts w:ascii="Times New Roman" w:hAnsi="Times New Roman"/>
-                <w:i/>
-                <w:iCs/>
-                <w:sz w:val="20"/>
-                <w:szCs w:val="20"/>
-              </w:rPr>
-              <w:t xml:space="preserve"> и настраивал m</w:t>
-            </w:r>
-            <w:proofErr w:type="spellStart"/>
+                <w:sz w:val="28"/>
+                <w:szCs w:val="28"/>
+              </w:rPr>
+              <w:t xml:space="preserve"> сервер и связывал </w:t>
+            </w:r>
             <w:r>
               <w:rPr>
                 <w:rFonts w:ascii="Times New Roman" w:hAnsi="Times New Roman"/>
-                <w:i/>
-                <w:iCs/>
-                <w:sz w:val="20"/>
-                <w:szCs w:val="20"/>
+                <w:sz w:val="28"/>
+                <w:szCs w:val="28"/>
                 <w:lang w:val="en-US"/>
               </w:rPr>
-              <w:t>ySQL</w:t>
-            </w:r>
-            <w:proofErr w:type="spellEnd"/>
+              <w:t>ORM</w:t>
+            </w:r>
             <w:r>
               <w:rPr>
                 <w:rFonts w:ascii="Times New Roman" w:hAnsi="Times New Roman"/>
-                <w:i/>
-                <w:iCs/>
-                <w:sz w:val="20"/>
-                <w:szCs w:val="20"/>
-              </w:rPr>
-              <w:t xml:space="preserve"> </w:t>
-            </w:r>
-            <w:r>
-              <w:rPr>
-                <w:rFonts w:ascii="Times New Roman" w:hAnsi="Times New Roman"/>
-                <w:i/>
-                <w:iCs/>
-                <w:sz w:val="20"/>
-                <w:szCs w:val="20"/>
-              </w:rPr>
-              <w:t xml:space="preserve">сервер и связывал </w:t>
-            </w:r>
-            <w:r>
-              <w:rPr>
-                <w:rFonts w:ascii="Times New Roman" w:hAnsi="Times New Roman"/>
-                <w:i/>
-                <w:iCs/>
-                <w:sz w:val="20"/>
-                <w:szCs w:val="20"/>
-                <w:lang w:val="en-US"/>
-              </w:rPr>
-              <w:t>ORM</w:t>
-            </w:r>
-            <w:r>
-              <w:rPr>
-                <w:rFonts w:ascii="Times New Roman" w:hAnsi="Times New Roman"/>
-                <w:i/>
-                <w:iCs/>
-                <w:sz w:val="20"/>
-                <w:szCs w:val="20"/>
-              </w:rPr>
-              <w:t xml:space="preserve"> </w:t>
-            </w:r>
-            <w:r>
-              <w:rPr>
-                <w:rFonts w:ascii="Times New Roman" w:hAnsi="Times New Roman"/>
-                <w:i/>
-                <w:iCs/>
-                <w:sz w:val="20"/>
-                <w:szCs w:val="20"/>
-              </w:rPr>
-              <w:t>систему с ним.</w:t>
+                <w:sz w:val="28"/>
+                <w:szCs w:val="28"/>
+              </w:rPr>
+              <w:t xml:space="preserve"> систему с ним.</w:t>
             </w:r>
           </w:p>
         </w:tc>
@@ -4659,31 +4589,26 @@
           </w:tcPr>
           <w:p>
             <w:pPr>
-              <w:rPr>
-                <w:rFonts w:ascii="Times New Roman" w:hAnsi="Times New Roman" w:cs="Times New Roman"/>
-                <w:i/>
-                <w:iCs/>
-                <w:sz w:val="20"/>
-                <w:szCs w:val="20"/>
-              </w:rPr>
-            </w:pPr>
-            <w:r>
-              <w:rPr>
-                <w:rFonts w:ascii="Times New Roman" w:hAnsi="Times New Roman" w:cs="Times New Roman"/>
-                <w:i/>
-                <w:iCs/>
-                <w:sz w:val="20"/>
-                <w:szCs w:val="20"/>
+              <w:spacing w:after="0" w:line="360" w:lineRule="auto"/>
+              <w:rPr>
+                <w:rFonts w:ascii="Times New Roman" w:hAnsi="Times New Roman" w:cs="Times New Roman"/>
+                <w:sz w:val="28"/>
+                <w:szCs w:val="28"/>
+              </w:rPr>
+            </w:pPr>
+            <w:r>
+              <w:rPr>
+                <w:rFonts w:ascii="Times New Roman" w:hAnsi="Times New Roman" w:cs="Times New Roman"/>
+                <w:sz w:val="28"/>
+                <w:szCs w:val="28"/>
               </w:rPr>
               <w:t xml:space="preserve">В этот день я занимался проектированием </w:t>
             </w:r>
             <w:r>
               <w:rPr>
                 <w:rFonts w:ascii="Times New Roman" w:hAnsi="Times New Roman" w:cs="Times New Roman"/>
-                <w:i/>
-                <w:iCs/>
-                <w:sz w:val="20"/>
-                <w:szCs w:val="20"/>
+                <w:sz w:val="28"/>
+                <w:szCs w:val="28"/>
                 <w:lang w:val="en-US"/>
               </w:rPr>
               <w:t>ER</w:t>
@@ -4691,30 +4616,16 @@
             <w:r>
               <w:rPr>
                 <w:rFonts w:ascii="Times New Roman" w:hAnsi="Times New Roman" w:cs="Times New Roman"/>
-                <w:i/>
-                <w:iCs/>
-                <w:sz w:val="20"/>
-                <w:szCs w:val="20"/>
-              </w:rPr>
-              <w:t>-</w:t>
-            </w:r>
-            <w:r>
-              <w:rPr>
-                <w:rFonts w:ascii="Times New Roman" w:hAnsi="Times New Roman" w:cs="Times New Roman"/>
-                <w:i/>
-                <w:iCs/>
-                <w:sz w:val="20"/>
-                <w:szCs w:val="20"/>
-              </w:rPr>
-              <w:t xml:space="preserve">диаграммы того, как моя база данных должна примерно выглядеть в конце, чтобы потом по этому шаблону начинать прописывать непосредственно это кодом, также я начал </w:t>
-            </w:r>
-            <w:r>
-              <w:rPr>
-                <w:rFonts w:ascii="Times New Roman" w:hAnsi="Times New Roman" w:cs="Times New Roman"/>
-                <w:i/>
-                <w:iCs/>
-                <w:sz w:val="20"/>
-                <w:szCs w:val="20"/>
+                <w:sz w:val="28"/>
+                <w:szCs w:val="28"/>
+              </w:rPr>
+              <w:t xml:space="preserve">-диаграммы того, как моя база данных должна примерно выглядеть в конце, чтобы потом по этому шаблону начинать прописывать непосредственно это кодом, также я начал </w:t>
+            </w:r>
+            <w:r>
+              <w:rPr>
+                <w:rFonts w:ascii="Times New Roman" w:hAnsi="Times New Roman" w:cs="Times New Roman"/>
+                <w:sz w:val="28"/>
+                <w:szCs w:val="28"/>
               </w:rPr>
               <w:t>построение таблиц.</w:t>
             </w:r>
@@ -4769,15 +4680,84 @@
           </w:tcPr>
           <w:p>
             <w:pPr>
-              <w:jc w:val="center"/>
-              <w:rPr>
-                <w:rFonts w:ascii="Times New Roman" w:hAnsi="Times New Roman" w:cs="Times New Roman"/>
-                <w:b/>
-                <w:bCs/>
-                <w:sz w:val="24"/>
-                <w:szCs w:val="24"/>
-              </w:rPr>
-            </w:pPr>
+              <w:spacing w:after="0" w:line="360" w:lineRule="auto"/>
+              <w:rPr>
+                <w:rFonts w:ascii="Times New Roman" w:hAnsi="Times New Roman" w:cs="Times New Roman"/>
+                <w:sz w:val="28"/>
+                <w:szCs w:val="28"/>
+              </w:rPr>
+            </w:pPr>
+            <w:r>
+              <w:rPr>
+                <w:rFonts w:ascii="Times New Roman" w:hAnsi="Times New Roman" w:cs="Times New Roman"/>
+                <w:sz w:val="28"/>
+                <w:szCs w:val="28"/>
+              </w:rPr>
+              <w:t xml:space="preserve">В течение данного дня проводилась дальнейшая разработка структуры базы данных проекта. Были окончательно определены основные сущности системы, их поля и взаимосвязи между таблицами. Особое внимание уделялось настройке связей типа </w:t>
+            </w:r>
+            <w:proofErr w:type="spellStart"/>
+            <w:r>
+              <w:rPr>
+                <w:rFonts w:ascii="Times New Roman" w:hAnsi="Times New Roman" w:cs="Times New Roman"/>
+                <w:sz w:val="28"/>
+                <w:szCs w:val="28"/>
+              </w:rPr>
+              <w:t>ForeignKey</w:t>
+            </w:r>
+            <w:proofErr w:type="spellEnd"/>
+            <w:r>
+              <w:rPr>
+                <w:rFonts w:ascii="Times New Roman" w:hAnsi="Times New Roman" w:cs="Times New Roman"/>
+                <w:sz w:val="28"/>
+                <w:szCs w:val="28"/>
+              </w:rPr>
+              <w:t xml:space="preserve"> для обеспечения целостности данных между товарами, категориями, поставщиками и складскими помещениями. Также была реализована часть моделей средствами </w:t>
+            </w:r>
+            <w:proofErr w:type="spellStart"/>
+            <w:r>
+              <w:rPr>
+                <w:rFonts w:ascii="Times New Roman" w:hAnsi="Times New Roman" w:cs="Times New Roman"/>
+                <w:sz w:val="28"/>
+                <w:szCs w:val="28"/>
+              </w:rPr>
+              <w:t>Django</w:t>
+            </w:r>
+            <w:proofErr w:type="spellEnd"/>
+            <w:r>
+              <w:rPr>
+                <w:rFonts w:ascii="Times New Roman" w:hAnsi="Times New Roman" w:cs="Times New Roman"/>
+                <w:sz w:val="28"/>
+                <w:szCs w:val="28"/>
+              </w:rPr>
+              <w:t xml:space="preserve"> ORM, что позволило автоматически сформировать SQL-</w:t>
+            </w:r>
+            <w:r>
+              <w:rPr>
+                <w:rFonts w:ascii="Times New Roman" w:hAnsi="Times New Roman" w:cs="Times New Roman"/>
+                <w:sz w:val="28"/>
+                <w:szCs w:val="28"/>
+              </w:rPr>
+              <w:lastRenderedPageBreak/>
+              <w:t xml:space="preserve">структуру базы данных через систему миграций. В процессе работы выполнялось тестирование корректности создания таблиц в MySQL и проверялась правильность работы связей между объектами. Дополнительно проводилась настройка виртуального окружения проекта и установка необходимых библиотек для дальнейшей разработки серверной части приложения. В конце рабочего дня была проведена проверка корректности работы миграций и структуры базы данных через административную панель </w:t>
+            </w:r>
+            <w:proofErr w:type="spellStart"/>
+            <w:r>
+              <w:rPr>
+                <w:rFonts w:ascii="Times New Roman" w:hAnsi="Times New Roman" w:cs="Times New Roman"/>
+                <w:sz w:val="28"/>
+                <w:szCs w:val="28"/>
+              </w:rPr>
+              <w:t>Django</w:t>
+            </w:r>
+            <w:proofErr w:type="spellEnd"/>
+            <w:r>
+              <w:rPr>
+                <w:rFonts w:ascii="Times New Roman" w:hAnsi="Times New Roman" w:cs="Times New Roman"/>
+                <w:sz w:val="28"/>
+                <w:szCs w:val="28"/>
+              </w:rPr>
+              <w:t>.</w:t>
+            </w:r>
           </w:p>
         </w:tc>
         <w:tc>
@@ -4829,15 +4809,197 @@
           </w:tcPr>
           <w:p>
             <w:pPr>
-              <w:jc w:val="center"/>
-              <w:rPr>
-                <w:rFonts w:ascii="Times New Roman" w:hAnsi="Times New Roman" w:cs="Times New Roman"/>
-                <w:b/>
-                <w:bCs/>
-                <w:sz w:val="24"/>
-                <w:szCs w:val="24"/>
-              </w:rPr>
-            </w:pPr>
+              <w:spacing w:after="0" w:line="360" w:lineRule="auto"/>
+              <w:rPr>
+                <w:rFonts w:ascii="Times New Roman" w:hAnsi="Times New Roman" w:cs="Times New Roman"/>
+                <w:sz w:val="28"/>
+                <w:szCs w:val="28"/>
+              </w:rPr>
+            </w:pPr>
+            <w:r>
+              <w:rPr>
+                <w:rFonts w:ascii="Times New Roman" w:hAnsi="Times New Roman" w:cs="Times New Roman"/>
+                <w:sz w:val="28"/>
+                <w:szCs w:val="28"/>
+              </w:rPr>
+              <w:t xml:space="preserve">В этот день велась работа над системой регистрации и авторизации пользователей. Для реализации серверной части был использован </w:t>
+            </w:r>
+            <w:proofErr w:type="spellStart"/>
+            <w:r>
+              <w:rPr>
+                <w:rFonts w:ascii="Times New Roman" w:hAnsi="Times New Roman" w:cs="Times New Roman"/>
+                <w:sz w:val="28"/>
+                <w:szCs w:val="28"/>
+              </w:rPr>
+              <w:t>Django</w:t>
+            </w:r>
+            <w:proofErr w:type="spellEnd"/>
+            <w:r>
+              <w:rPr>
+                <w:rFonts w:ascii="Times New Roman" w:hAnsi="Times New Roman" w:cs="Times New Roman"/>
+                <w:sz w:val="28"/>
+                <w:szCs w:val="28"/>
+              </w:rPr>
+              <w:t xml:space="preserve"> REST Framework, который позволил организовать создание API-интерфейсов для взаимодействия клиентской части с сервером. Была создана кастомная модель пользователя</w:t>
+            </w:r>
+            <w:r>
+              <w:rPr>
+                <w:rFonts w:ascii="Times New Roman" w:hAnsi="Times New Roman" w:cs="Times New Roman"/>
+                <w:sz w:val="28"/>
+                <w:szCs w:val="28"/>
+              </w:rPr>
+              <w:t xml:space="preserve"> </w:t>
+            </w:r>
+            <w:r>
+              <w:rPr>
+                <w:rFonts w:ascii="Times New Roman" w:hAnsi="Times New Roman" w:cs="Times New Roman"/>
+                <w:sz w:val="28"/>
+                <w:szCs w:val="28"/>
+              </w:rPr>
+              <w:t>с разделением ролей</w:t>
+            </w:r>
+            <w:r>
+              <w:rPr>
+                <w:rFonts w:ascii="Times New Roman" w:hAnsi="Times New Roman" w:cs="Times New Roman"/>
+                <w:sz w:val="28"/>
+                <w:szCs w:val="28"/>
+              </w:rPr>
+              <w:t>:</w:t>
+            </w:r>
+          </w:p>
+          <w:p>
+            <w:pPr>
+              <w:spacing w:after="0" w:line="360" w:lineRule="auto"/>
+              <w:rPr>
+                <w:rFonts w:ascii="Times New Roman" w:hAnsi="Times New Roman" w:cs="Times New Roman"/>
+                <w:sz w:val="28"/>
+                <w:szCs w:val="28"/>
+              </w:rPr>
+            </w:pPr>
+            <w:r>
+              <w:rPr>
+                <w:rFonts w:ascii="Times New Roman" w:hAnsi="Times New Roman" w:cs="Times New Roman"/>
+                <w:sz w:val="28"/>
+                <w:szCs w:val="28"/>
+                <w:lang w:val="en-US"/>
+              </w:rPr>
+              <w:t>Admin</w:t>
+            </w:r>
+            <w:r>
+              <w:rPr>
+                <w:rFonts w:ascii="Times New Roman" w:hAnsi="Times New Roman" w:cs="Times New Roman"/>
+                <w:sz w:val="28"/>
+                <w:szCs w:val="28"/>
+              </w:rPr>
+              <w:t xml:space="preserve">, </w:t>
+            </w:r>
+            <w:r>
+              <w:rPr>
+                <w:rFonts w:ascii="Times New Roman" w:hAnsi="Times New Roman" w:cs="Times New Roman"/>
+                <w:sz w:val="28"/>
+                <w:szCs w:val="28"/>
+                <w:lang w:val="en-US"/>
+              </w:rPr>
+              <w:t>Client</w:t>
+            </w:r>
+            <w:r>
+              <w:rPr>
+                <w:rFonts w:ascii="Times New Roman" w:hAnsi="Times New Roman" w:cs="Times New Roman"/>
+                <w:sz w:val="28"/>
+                <w:szCs w:val="28"/>
+              </w:rPr>
+              <w:t xml:space="preserve">, а также реализованы механизмы регистрации новых пользователей через </w:t>
+            </w:r>
+            <w:proofErr w:type="spellStart"/>
+            <w:r>
+              <w:rPr>
+                <w:rFonts w:ascii="Times New Roman" w:hAnsi="Times New Roman" w:cs="Times New Roman"/>
+                <w:sz w:val="28"/>
+                <w:szCs w:val="28"/>
+              </w:rPr>
+              <w:t>сериализаторы</w:t>
+            </w:r>
+            <w:proofErr w:type="spellEnd"/>
+            <w:r>
+              <w:rPr>
+                <w:rFonts w:ascii="Times New Roman" w:hAnsi="Times New Roman" w:cs="Times New Roman"/>
+                <w:sz w:val="28"/>
+                <w:szCs w:val="28"/>
+              </w:rPr>
+              <w:t xml:space="preserve"> DRF. Дополнительно производилась настройка JWT-аутентификации с использованием библиотеки </w:t>
+            </w:r>
+            <w:proofErr w:type="spellStart"/>
+            <w:r>
+              <w:rPr>
+                <w:rFonts w:ascii="Times New Roman" w:hAnsi="Times New Roman" w:cs="Times New Roman"/>
+                <w:sz w:val="28"/>
+                <w:szCs w:val="28"/>
+              </w:rPr>
+              <w:t>SimpleJWT</w:t>
+            </w:r>
+            <w:proofErr w:type="spellEnd"/>
+            <w:r>
+              <w:rPr>
+                <w:rFonts w:ascii="Times New Roman" w:hAnsi="Times New Roman" w:cs="Times New Roman"/>
+                <w:sz w:val="28"/>
+                <w:szCs w:val="28"/>
+              </w:rPr>
+              <w:t xml:space="preserve">, благодаря чему стало возможным выдавать </w:t>
+            </w:r>
+            <w:proofErr w:type="spellStart"/>
+            <w:r>
+              <w:rPr>
+                <w:rFonts w:ascii="Times New Roman" w:hAnsi="Times New Roman" w:cs="Times New Roman"/>
+                <w:sz w:val="28"/>
+                <w:szCs w:val="28"/>
+              </w:rPr>
+              <w:t>access</w:t>
+            </w:r>
+            <w:proofErr w:type="spellEnd"/>
+            <w:r>
+              <w:rPr>
+                <w:rFonts w:ascii="Times New Roman" w:hAnsi="Times New Roman" w:cs="Times New Roman"/>
+                <w:sz w:val="28"/>
+                <w:szCs w:val="28"/>
+              </w:rPr>
+              <w:t xml:space="preserve"> и </w:t>
+            </w:r>
+            <w:proofErr w:type="spellStart"/>
+            <w:r>
+              <w:rPr>
+                <w:rFonts w:ascii="Times New Roman" w:hAnsi="Times New Roman" w:cs="Times New Roman"/>
+                <w:sz w:val="28"/>
+                <w:szCs w:val="28"/>
+              </w:rPr>
+              <w:t>refresh</w:t>
+            </w:r>
+            <w:proofErr w:type="spellEnd"/>
+            <w:r>
+              <w:rPr>
+                <w:rFonts w:ascii="Times New Roman" w:hAnsi="Times New Roman" w:cs="Times New Roman"/>
+                <w:sz w:val="28"/>
+                <w:szCs w:val="28"/>
+              </w:rPr>
+              <w:t xml:space="preserve"> токены для безопасной авторизации. В процессе работы тестировались POST-запросы через утилиту </w:t>
+            </w:r>
+            <w:proofErr w:type="spellStart"/>
+            <w:r>
+              <w:rPr>
+                <w:rFonts w:ascii="Times New Roman" w:hAnsi="Times New Roman" w:cs="Times New Roman"/>
+                <w:sz w:val="28"/>
+                <w:szCs w:val="28"/>
+              </w:rPr>
+              <w:t>curl</w:t>
+            </w:r>
+            <w:proofErr w:type="spellEnd"/>
+            <w:r>
+              <w:rPr>
+                <w:rFonts w:ascii="Times New Roman" w:hAnsi="Times New Roman" w:cs="Times New Roman"/>
+                <w:sz w:val="28"/>
+                <w:szCs w:val="28"/>
+              </w:rPr>
+              <w:t xml:space="preserve"> и API-клиенты. Отдельное внимание уделялось обработке ошибок при неверном вводе данных и проверке корректности валидации пользовательской информации.</w:t>
+            </w:r>
           </w:p>
         </w:tc>
         <w:tc>
@@ -4889,15 +5051,84 @@
           </w:tcPr>
           <w:p>
             <w:pPr>
-              <w:jc w:val="center"/>
-              <w:rPr>
-                <w:rFonts w:ascii="Times New Roman" w:hAnsi="Times New Roman" w:cs="Times New Roman"/>
-                <w:b/>
-                <w:bCs/>
-                <w:sz w:val="24"/>
-                <w:szCs w:val="24"/>
-              </w:rPr>
-            </w:pPr>
+              <w:spacing w:after="0" w:line="360" w:lineRule="auto"/>
+              <w:rPr>
+                <w:rFonts w:ascii="Times New Roman" w:hAnsi="Times New Roman" w:cs="Times New Roman"/>
+                <w:sz w:val="28"/>
+                <w:szCs w:val="28"/>
+              </w:rPr>
+            </w:pPr>
+            <w:r>
+              <w:rPr>
+                <w:rFonts w:ascii="Times New Roman" w:hAnsi="Times New Roman" w:cs="Times New Roman"/>
+                <w:sz w:val="28"/>
+                <w:szCs w:val="28"/>
+              </w:rPr>
+              <w:t xml:space="preserve">В течение дня продолжалась разработка REST API </w:t>
+            </w:r>
+            <w:r>
+              <w:rPr>
+                <w:rFonts w:ascii="Times New Roman" w:hAnsi="Times New Roman" w:cs="Times New Roman"/>
+                <w:sz w:val="28"/>
+                <w:szCs w:val="28"/>
+              </w:rPr>
+              <w:lastRenderedPageBreak/>
+              <w:t>проекта. Были реализованы маршруты для входа и выхода пользователей из системы, а также настроена защита API с использованием механизма JWT-аутентификации.</w:t>
+            </w:r>
+            <w:r>
+              <w:rPr>
+                <w:rFonts w:ascii="Times New Roman" w:hAnsi="Times New Roman" w:cs="Times New Roman"/>
+                <w:sz w:val="28"/>
+                <w:szCs w:val="28"/>
+              </w:rPr>
+              <w:br/>
+              <w:t xml:space="preserve">Кроме того, проводилась работа по созданию системы логирования действий пользователей. Для этого была реализована отдельная модель </w:t>
+            </w:r>
+            <w:proofErr w:type="spellStart"/>
+            <w:r>
+              <w:rPr>
+                <w:rFonts w:ascii="Times New Roman" w:hAnsi="Times New Roman" w:cs="Times New Roman"/>
+                <w:sz w:val="28"/>
+                <w:szCs w:val="28"/>
+              </w:rPr>
+              <w:t>AuditLog</w:t>
+            </w:r>
+            <w:proofErr w:type="spellEnd"/>
+            <w:r>
+              <w:rPr>
+                <w:rFonts w:ascii="Times New Roman" w:hAnsi="Times New Roman" w:cs="Times New Roman"/>
+                <w:sz w:val="28"/>
+                <w:szCs w:val="28"/>
+              </w:rPr>
+              <w:t>, предназначенная для хранения информации о действиях пользователей внутри системы. В журнал логирования сохранялись данные о входе в аккаунт, выходе из системы, IP-адресе пользователя и используемом браузере.</w:t>
+            </w:r>
+            <w:r>
+              <w:rPr>
+                <w:rFonts w:ascii="Times New Roman" w:hAnsi="Times New Roman" w:cs="Times New Roman"/>
+                <w:sz w:val="28"/>
+                <w:szCs w:val="28"/>
+              </w:rPr>
+              <w:br/>
+              <w:t xml:space="preserve">Также производилось тестирование работы сигналов </w:t>
+            </w:r>
+            <w:proofErr w:type="spellStart"/>
+            <w:r>
+              <w:rPr>
+                <w:rFonts w:ascii="Times New Roman" w:hAnsi="Times New Roman" w:cs="Times New Roman"/>
+                <w:sz w:val="28"/>
+                <w:szCs w:val="28"/>
+              </w:rPr>
+              <w:t>Django</w:t>
+            </w:r>
+            <w:proofErr w:type="spellEnd"/>
+            <w:r>
+              <w:rPr>
+                <w:rFonts w:ascii="Times New Roman" w:hAnsi="Times New Roman" w:cs="Times New Roman"/>
+                <w:sz w:val="28"/>
+                <w:szCs w:val="28"/>
+              </w:rPr>
+              <w:t xml:space="preserve"> и настройка автоматической записи событий в базу данных. В ходе тестирования устранялись ошибки, связанные с авторизацией и обработкой токенов.</w:t>
+            </w:r>
           </w:p>
         </w:tc>
         <w:tc>
@@ -4949,15 +5180,91 @@
           </w:tcPr>
           <w:p>
             <w:pPr>
-              <w:jc w:val="center"/>
-              <w:rPr>
-                <w:rFonts w:ascii="Times New Roman" w:hAnsi="Times New Roman" w:cs="Times New Roman"/>
-                <w:b/>
-                <w:bCs/>
-                <w:sz w:val="24"/>
-                <w:szCs w:val="24"/>
-              </w:rPr>
-            </w:pPr>
+              <w:spacing w:after="0" w:line="360" w:lineRule="auto"/>
+              <w:rPr>
+                <w:rFonts w:ascii="Times New Roman" w:hAnsi="Times New Roman" w:cs="Times New Roman"/>
+                <w:sz w:val="28"/>
+                <w:szCs w:val="28"/>
+              </w:rPr>
+            </w:pPr>
+            <w:r>
+              <w:rPr>
+                <w:rFonts w:ascii="Times New Roman" w:hAnsi="Times New Roman" w:cs="Times New Roman"/>
+                <w:sz w:val="28"/>
+                <w:szCs w:val="28"/>
+              </w:rPr>
+              <w:t>В</w:t>
+            </w:r>
+            <w:r>
+              <w:rPr>
+                <w:rFonts w:ascii="Times New Roman" w:hAnsi="Times New Roman" w:cs="Times New Roman"/>
+                <w:sz w:val="28"/>
+                <w:szCs w:val="28"/>
+              </w:rPr>
+              <w:t xml:space="preserve">ыполнялась разработка административной части проекта. Производилась настройка административной панели </w:t>
+            </w:r>
+            <w:proofErr w:type="spellStart"/>
+            <w:r>
+              <w:rPr>
+                <w:rFonts w:ascii="Times New Roman" w:hAnsi="Times New Roman" w:cs="Times New Roman"/>
+                <w:sz w:val="28"/>
+                <w:szCs w:val="28"/>
+              </w:rPr>
+              <w:t>Django</w:t>
+            </w:r>
+            <w:proofErr w:type="spellEnd"/>
+            <w:r>
+              <w:rPr>
+                <w:rFonts w:ascii="Times New Roman" w:hAnsi="Times New Roman" w:cs="Times New Roman"/>
+                <w:sz w:val="28"/>
+                <w:szCs w:val="28"/>
+              </w:rPr>
+              <w:t xml:space="preserve"> </w:t>
+            </w:r>
+            <w:proofErr w:type="spellStart"/>
+            <w:r>
+              <w:rPr>
+                <w:rFonts w:ascii="Times New Roman" w:hAnsi="Times New Roman" w:cs="Times New Roman"/>
+                <w:sz w:val="28"/>
+                <w:szCs w:val="28"/>
+              </w:rPr>
+              <w:t>Admin</w:t>
+            </w:r>
+            <w:proofErr w:type="spellEnd"/>
+            <w:r>
+              <w:rPr>
+                <w:rFonts w:ascii="Times New Roman" w:hAnsi="Times New Roman" w:cs="Times New Roman"/>
+                <w:sz w:val="28"/>
+                <w:szCs w:val="28"/>
+              </w:rPr>
+              <w:t xml:space="preserve"> для удобного управления объектами базы данных. Для моделей были добавлены фильтрация, сортировка и поиск данных, что позволило упростить работу с информацией внутри системы.</w:t>
+            </w:r>
+            <w:r>
+              <w:rPr>
+                <w:rFonts w:ascii="Times New Roman" w:hAnsi="Times New Roman" w:cs="Times New Roman"/>
+                <w:sz w:val="28"/>
+                <w:szCs w:val="28"/>
+              </w:rPr>
+              <w:br/>
+              <w:t>Дополнительно была проведена работа по настройке отображения данных аудита пользователей. В административной панели были реализованы удобные способы просмотра записей журнала действий пользователей с отображением даты, типа действия и информации об учетной записи пользователя.</w:t>
+            </w:r>
+            <w:r>
+              <w:rPr>
+                <w:rFonts w:ascii="Times New Roman" w:hAnsi="Times New Roman" w:cs="Times New Roman"/>
+                <w:sz w:val="28"/>
+                <w:szCs w:val="28"/>
+              </w:rPr>
+              <w:br/>
+            </w:r>
+            <w:r>
+              <w:rPr>
+                <w:rFonts w:ascii="Times New Roman" w:hAnsi="Times New Roman" w:cs="Times New Roman"/>
+                <w:sz w:val="28"/>
+                <w:szCs w:val="28"/>
+              </w:rPr>
+              <w:lastRenderedPageBreak/>
+              <w:t>Также проводилось тестирование корректности отображения данных и оптимизация структуры административного интерфейса.</w:t>
+            </w:r>
           </w:p>
         </w:tc>
         <w:tc>
@@ -5009,15 +5316,57 @@
           </w:tcPr>
           <w:p>
             <w:pPr>
-              <w:jc w:val="center"/>
-              <w:rPr>
-                <w:rFonts w:ascii="Times New Roman" w:hAnsi="Times New Roman" w:cs="Times New Roman"/>
-                <w:b/>
-                <w:bCs/>
-                <w:sz w:val="24"/>
-                <w:szCs w:val="24"/>
-              </w:rPr>
-            </w:pPr>
+              <w:spacing w:after="0" w:line="360" w:lineRule="auto"/>
+              <w:rPr>
+                <w:rFonts w:ascii="Times New Roman" w:hAnsi="Times New Roman" w:cs="Times New Roman"/>
+                <w:sz w:val="28"/>
+                <w:szCs w:val="28"/>
+              </w:rPr>
+            </w:pPr>
+            <w:r>
+              <w:rPr>
+                <w:rFonts w:ascii="Times New Roman" w:hAnsi="Times New Roman" w:cs="Times New Roman"/>
+                <w:sz w:val="28"/>
+                <w:szCs w:val="28"/>
+              </w:rPr>
+              <w:t xml:space="preserve">В течение рабочего дня выполнялась настройка системы логирования проекта. Для хранения системных событий использовался встроенный модуль </w:t>
+            </w:r>
+            <w:proofErr w:type="spellStart"/>
+            <w:r>
+              <w:rPr>
+                <w:rFonts w:ascii="Times New Roman" w:hAnsi="Times New Roman" w:cs="Times New Roman"/>
+                <w:sz w:val="28"/>
+                <w:szCs w:val="28"/>
+              </w:rPr>
+              <w:t>logging</w:t>
+            </w:r>
+            <w:proofErr w:type="spellEnd"/>
+            <w:r>
+              <w:rPr>
+                <w:rFonts w:ascii="Times New Roman" w:hAnsi="Times New Roman" w:cs="Times New Roman"/>
+                <w:sz w:val="28"/>
+                <w:szCs w:val="28"/>
+              </w:rPr>
+              <w:t xml:space="preserve"> языка Python. Были реализованы механизмы записи информации о действиях пользователей в отдельный лог-файл.</w:t>
+            </w:r>
+            <w:r>
+              <w:rPr>
+                <w:rFonts w:ascii="Times New Roman" w:hAnsi="Times New Roman" w:cs="Times New Roman"/>
+                <w:sz w:val="28"/>
+                <w:szCs w:val="28"/>
+              </w:rPr>
+              <w:br/>
+              <w:t>Кроме того, проводилась настройка уровней логирования и форматирования сообщений, содержащих информацию о времени события, типе операции и названии модуля системы. В процессе работы тестировалась корректность записи информации как в консоль разработчика, так и непосредственно в файл логов.</w:t>
+            </w:r>
+            <w:r>
+              <w:rPr>
+                <w:rFonts w:ascii="Times New Roman" w:hAnsi="Times New Roman" w:cs="Times New Roman"/>
+                <w:sz w:val="28"/>
+                <w:szCs w:val="28"/>
+              </w:rPr>
+              <w:br/>
+              <w:t>Дополнительно устранялись ошибки, связанные с некорректным отображением информации о пользователях при авторизации и выходе из системы.</w:t>
+            </w:r>
           </w:p>
         </w:tc>
         <w:tc>
@@ -5069,15 +5418,66 @@
           </w:tcPr>
           <w:p>
             <w:pPr>
-              <w:jc w:val="center"/>
-              <w:rPr>
-                <w:rFonts w:ascii="Times New Roman" w:hAnsi="Times New Roman" w:cs="Times New Roman"/>
-                <w:b/>
-                <w:bCs/>
-                <w:sz w:val="24"/>
-                <w:szCs w:val="24"/>
-              </w:rPr>
-            </w:pPr>
+              <w:spacing w:after="0" w:line="360" w:lineRule="auto"/>
+              <w:rPr>
+                <w:rFonts w:ascii="Times New Roman" w:hAnsi="Times New Roman" w:cs="Times New Roman"/>
+                <w:sz w:val="28"/>
+                <w:szCs w:val="28"/>
+              </w:rPr>
+            </w:pPr>
+            <w:r>
+              <w:rPr>
+                <w:rFonts w:ascii="Times New Roman" w:hAnsi="Times New Roman" w:cs="Times New Roman"/>
+                <w:sz w:val="28"/>
+                <w:szCs w:val="28"/>
+              </w:rPr>
+              <w:t>В этот день проводилась работа над обеспечением безопасности базы данных и проверкой корректности вводимых данных. Для моделей проекта были реализованы ограничения и проверки, предотвращающие сохранение некорректной информации в таблицах базы данных.</w:t>
+            </w:r>
+            <w:r>
+              <w:rPr>
+                <w:rFonts w:ascii="Times New Roman" w:hAnsi="Times New Roman" w:cs="Times New Roman"/>
+                <w:sz w:val="28"/>
+                <w:szCs w:val="28"/>
+              </w:rPr>
+              <w:br/>
+              <w:t xml:space="preserve">Также изучались механизмы триггеров и ограничения целостности данных в MySQL. Дополнительно производилось исследование библиотек </w:t>
+            </w:r>
+            <w:proofErr w:type="spellStart"/>
+            <w:r>
+              <w:rPr>
+                <w:rFonts w:ascii="Times New Roman" w:hAnsi="Times New Roman" w:cs="Times New Roman"/>
+                <w:sz w:val="28"/>
+                <w:szCs w:val="28"/>
+              </w:rPr>
+              <w:t>Django</w:t>
+            </w:r>
+            <w:proofErr w:type="spellEnd"/>
+            <w:r>
+              <w:rPr>
+                <w:rFonts w:ascii="Times New Roman" w:hAnsi="Times New Roman" w:cs="Times New Roman"/>
+                <w:sz w:val="28"/>
+                <w:szCs w:val="28"/>
+              </w:rPr>
+              <w:t xml:space="preserve">, позволяющих расширять функциональность ORM и обеспечивать контроль </w:t>
+            </w:r>
+            <w:r>
+              <w:rPr>
+                <w:rFonts w:ascii="Times New Roman" w:hAnsi="Times New Roman" w:cs="Times New Roman"/>
+                <w:sz w:val="28"/>
+                <w:szCs w:val="28"/>
+              </w:rPr>
+              <w:lastRenderedPageBreak/>
+              <w:t>изменений объектов базы данных.</w:t>
+            </w:r>
+            <w:r>
+              <w:rPr>
+                <w:rFonts w:ascii="Times New Roman" w:hAnsi="Times New Roman" w:cs="Times New Roman"/>
+                <w:sz w:val="28"/>
+                <w:szCs w:val="28"/>
+              </w:rPr>
+              <w:br/>
+              <w:t>В процессе работы тестировались различные сценарии добавления и изменения информации, а также проверялась корректность обработки ошибок при нарушении ограничений.</w:t>
+            </w:r>
           </w:p>
         </w:tc>
         <w:tc>
@@ -5129,15 +5529,57 @@
           </w:tcPr>
           <w:p>
             <w:pPr>
-              <w:jc w:val="center"/>
-              <w:rPr>
-                <w:rFonts w:ascii="Times New Roman" w:hAnsi="Times New Roman" w:cs="Times New Roman"/>
-                <w:b/>
-                <w:bCs/>
-                <w:sz w:val="24"/>
-                <w:szCs w:val="24"/>
-              </w:rPr>
-            </w:pPr>
+              <w:spacing w:after="0" w:line="360" w:lineRule="auto"/>
+              <w:rPr>
+                <w:rFonts w:ascii="Times New Roman" w:hAnsi="Times New Roman" w:cs="Times New Roman"/>
+                <w:sz w:val="28"/>
+                <w:szCs w:val="28"/>
+              </w:rPr>
+            </w:pPr>
+            <w:r>
+              <w:rPr>
+                <w:rFonts w:ascii="Times New Roman" w:hAnsi="Times New Roman" w:cs="Times New Roman"/>
+                <w:sz w:val="28"/>
+                <w:szCs w:val="28"/>
+              </w:rPr>
+              <w:t>В течение данного дня велась работа над системой хранения и обработки информации о товарах. Были реализованы модели категорий, производителей, поставщиков, складов и товаров. Для каждой модели настраивались необходимые поля, связи и ограничения.</w:t>
+            </w:r>
+            <w:r>
+              <w:rPr>
+                <w:rFonts w:ascii="Times New Roman" w:hAnsi="Times New Roman" w:cs="Times New Roman"/>
+                <w:sz w:val="28"/>
+                <w:szCs w:val="28"/>
+              </w:rPr>
+              <w:br/>
+              <w:t xml:space="preserve">Дополнительно проводилась настройка загрузки изображений товаров через </w:t>
+            </w:r>
+            <w:proofErr w:type="spellStart"/>
+            <w:r>
+              <w:rPr>
+                <w:rFonts w:ascii="Times New Roman" w:hAnsi="Times New Roman" w:cs="Times New Roman"/>
+                <w:sz w:val="28"/>
+                <w:szCs w:val="28"/>
+              </w:rPr>
+              <w:t>Django</w:t>
+            </w:r>
+            <w:proofErr w:type="spellEnd"/>
+            <w:r>
+              <w:rPr>
+                <w:rFonts w:ascii="Times New Roman" w:hAnsi="Times New Roman" w:cs="Times New Roman"/>
+                <w:sz w:val="28"/>
+                <w:szCs w:val="28"/>
+              </w:rPr>
+              <w:t xml:space="preserve"> и организация хранения медиафайлов на сервере. В процессе работы тестировалась корректность отображения изображений и работа связей между сущностями базы данных.</w:t>
+            </w:r>
+            <w:r>
+              <w:rPr>
+                <w:rFonts w:ascii="Times New Roman" w:hAnsi="Times New Roman" w:cs="Times New Roman"/>
+                <w:sz w:val="28"/>
+                <w:szCs w:val="28"/>
+              </w:rPr>
+              <w:br/>
+              <w:t>Также выполнялось тестирование операций создания, изменения и удаления объектов через административную панель проекта.</w:t>
+            </w:r>
           </w:p>
         </w:tc>
         <w:tc>
@@ -5189,15 +5631,84 @@
           </w:tcPr>
           <w:p>
             <w:pPr>
-              <w:jc w:val="center"/>
-              <w:rPr>
-                <w:rFonts w:ascii="Times New Roman" w:hAnsi="Times New Roman" w:cs="Times New Roman"/>
-                <w:b/>
-                <w:bCs/>
-                <w:sz w:val="24"/>
-                <w:szCs w:val="24"/>
-              </w:rPr>
-            </w:pPr>
+              <w:spacing w:after="0" w:line="360" w:lineRule="auto"/>
+              <w:rPr>
+                <w:rFonts w:ascii="Times New Roman" w:hAnsi="Times New Roman" w:cs="Times New Roman"/>
+                <w:sz w:val="28"/>
+                <w:szCs w:val="28"/>
+              </w:rPr>
+            </w:pPr>
+            <w:r>
+              <w:rPr>
+                <w:rFonts w:ascii="Times New Roman" w:hAnsi="Times New Roman" w:cs="Times New Roman"/>
+                <w:sz w:val="28"/>
+                <w:szCs w:val="28"/>
+              </w:rPr>
+              <w:t>В этот день выполнялась оптимизация структуры базы данных и исследование методов повышения производительности проекта. Особое внимание уделялось работе с большими объемами информации и организации эффективного хранения статистических данных.</w:t>
+            </w:r>
+            <w:r>
+              <w:rPr>
+                <w:rFonts w:ascii="Times New Roman" w:hAnsi="Times New Roman" w:cs="Times New Roman"/>
+                <w:sz w:val="28"/>
+                <w:szCs w:val="28"/>
+              </w:rPr>
+              <w:br/>
+              <w:t xml:space="preserve">Была реализована отдельная таблица для хранения метрик системы, а также изучены механизмы </w:t>
+            </w:r>
+            <w:proofErr w:type="spellStart"/>
+            <w:r>
+              <w:rPr>
+                <w:rFonts w:ascii="Times New Roman" w:hAnsi="Times New Roman" w:cs="Times New Roman"/>
+                <w:sz w:val="28"/>
+                <w:szCs w:val="28"/>
+              </w:rPr>
+              <w:t>партиционирования</w:t>
+            </w:r>
+            <w:proofErr w:type="spellEnd"/>
+            <w:r>
+              <w:rPr>
+                <w:rFonts w:ascii="Times New Roman" w:hAnsi="Times New Roman" w:cs="Times New Roman"/>
+                <w:sz w:val="28"/>
+                <w:szCs w:val="28"/>
+              </w:rPr>
+              <w:t xml:space="preserve"> таблиц MySQL. Для хранения статистической информации использовался подход разделения таблицы на отдельные секции по </w:t>
+            </w:r>
+            <w:r>
+              <w:rPr>
+                <w:rFonts w:ascii="Times New Roman" w:hAnsi="Times New Roman" w:cs="Times New Roman"/>
+                <w:sz w:val="28"/>
+                <w:szCs w:val="28"/>
+              </w:rPr>
+              <w:lastRenderedPageBreak/>
+              <w:t>диапазону дат, что позволяет ускорить обработку запросов при увеличении объема данных.</w:t>
+            </w:r>
+            <w:r>
+              <w:rPr>
+                <w:rFonts w:ascii="Times New Roman" w:hAnsi="Times New Roman" w:cs="Times New Roman"/>
+                <w:sz w:val="28"/>
+                <w:szCs w:val="28"/>
+              </w:rPr>
+              <w:br/>
+              <w:t xml:space="preserve">Кроме того, проводилась работа с миграциями </w:t>
+            </w:r>
+            <w:proofErr w:type="spellStart"/>
+            <w:r>
+              <w:rPr>
+                <w:rFonts w:ascii="Times New Roman" w:hAnsi="Times New Roman" w:cs="Times New Roman"/>
+                <w:sz w:val="28"/>
+                <w:szCs w:val="28"/>
+              </w:rPr>
+              <w:t>Django</w:t>
+            </w:r>
+            <w:proofErr w:type="spellEnd"/>
+            <w:r>
+              <w:rPr>
+                <w:rFonts w:ascii="Times New Roman" w:hAnsi="Times New Roman" w:cs="Times New Roman"/>
+                <w:sz w:val="28"/>
+                <w:szCs w:val="28"/>
+              </w:rPr>
+              <w:t xml:space="preserve"> и настройкой выполнения SQL-запросов напрямую через систему миграций.</w:t>
+            </w:r>
           </w:p>
         </w:tc>
         <w:tc>
@@ -5249,15 +5760,155 @@
           </w:tcPr>
           <w:p>
             <w:pPr>
-              <w:jc w:val="center"/>
-              <w:rPr>
-                <w:rFonts w:ascii="Times New Roman" w:hAnsi="Times New Roman" w:cs="Times New Roman"/>
-                <w:b/>
-                <w:bCs/>
-                <w:sz w:val="24"/>
-                <w:szCs w:val="24"/>
-              </w:rPr>
-            </w:pPr>
+              <w:spacing w:after="0" w:line="360" w:lineRule="auto"/>
+              <w:rPr>
+                <w:rFonts w:ascii="Times New Roman" w:hAnsi="Times New Roman" w:cs="Times New Roman"/>
+                <w:sz w:val="28"/>
+                <w:szCs w:val="28"/>
+              </w:rPr>
+            </w:pPr>
+            <w:r>
+              <w:rPr>
+                <w:rFonts w:ascii="Times New Roman" w:hAnsi="Times New Roman" w:cs="Times New Roman"/>
+                <w:sz w:val="28"/>
+                <w:szCs w:val="28"/>
+              </w:rPr>
+              <w:t>П</w:t>
+            </w:r>
+            <w:r>
+              <w:rPr>
+                <w:rFonts w:ascii="Times New Roman" w:hAnsi="Times New Roman" w:cs="Times New Roman"/>
+                <w:sz w:val="28"/>
+                <w:szCs w:val="28"/>
+              </w:rPr>
+              <w:t xml:space="preserve">роизводилась настройка системы мониторинга проекта. Для реализации мониторинга использовалась библиотека </w:t>
+            </w:r>
+            <w:proofErr w:type="spellStart"/>
+            <w:r>
+              <w:rPr>
+                <w:rFonts w:ascii="Times New Roman" w:hAnsi="Times New Roman" w:cs="Times New Roman"/>
+                <w:sz w:val="28"/>
+                <w:szCs w:val="28"/>
+              </w:rPr>
+              <w:t>django-prometheus</w:t>
+            </w:r>
+            <w:proofErr w:type="spellEnd"/>
+            <w:r>
+              <w:rPr>
+                <w:rFonts w:ascii="Times New Roman" w:hAnsi="Times New Roman" w:cs="Times New Roman"/>
+                <w:sz w:val="28"/>
+                <w:szCs w:val="28"/>
+              </w:rPr>
+              <w:t xml:space="preserve">, позволяющая собирать статистику работы приложения и передавать ее в систему </w:t>
+            </w:r>
+            <w:proofErr w:type="spellStart"/>
+            <w:r>
+              <w:rPr>
+                <w:rFonts w:ascii="Times New Roman" w:hAnsi="Times New Roman" w:cs="Times New Roman"/>
+                <w:sz w:val="28"/>
+                <w:szCs w:val="28"/>
+              </w:rPr>
+              <w:t>Prometheus</w:t>
+            </w:r>
+            <w:proofErr w:type="spellEnd"/>
+            <w:r>
+              <w:rPr>
+                <w:rFonts w:ascii="Times New Roman" w:hAnsi="Times New Roman" w:cs="Times New Roman"/>
+                <w:sz w:val="28"/>
+                <w:szCs w:val="28"/>
+              </w:rPr>
+              <w:t>.</w:t>
+            </w:r>
+            <w:r>
+              <w:rPr>
+                <w:rFonts w:ascii="Times New Roman" w:hAnsi="Times New Roman" w:cs="Times New Roman"/>
+                <w:sz w:val="28"/>
+                <w:szCs w:val="28"/>
+              </w:rPr>
+              <w:br/>
+              <w:t xml:space="preserve">Были настроены </w:t>
+            </w:r>
+            <w:proofErr w:type="spellStart"/>
+            <w:r>
+              <w:rPr>
+                <w:rFonts w:ascii="Times New Roman" w:hAnsi="Times New Roman" w:cs="Times New Roman"/>
+                <w:sz w:val="28"/>
+                <w:szCs w:val="28"/>
+              </w:rPr>
+              <w:t>middleware</w:t>
+            </w:r>
+            <w:proofErr w:type="spellEnd"/>
+            <w:r>
+              <w:rPr>
+                <w:rFonts w:ascii="Times New Roman" w:hAnsi="Times New Roman" w:cs="Times New Roman"/>
+                <w:sz w:val="28"/>
+                <w:szCs w:val="28"/>
+              </w:rPr>
+              <w:t xml:space="preserve">-компоненты для автоматического сбора информации о количестве HTTP-запросов, времени обработки запросов и кодах ответов сервера. Дополнительно изучался формат хранения метрик </w:t>
+            </w:r>
+            <w:proofErr w:type="spellStart"/>
+            <w:r>
+              <w:rPr>
+                <w:rFonts w:ascii="Times New Roman" w:hAnsi="Times New Roman" w:cs="Times New Roman"/>
+                <w:sz w:val="28"/>
+                <w:szCs w:val="28"/>
+              </w:rPr>
+              <w:t>Prometheus</w:t>
+            </w:r>
+            <w:proofErr w:type="spellEnd"/>
+            <w:r>
+              <w:rPr>
+                <w:rFonts w:ascii="Times New Roman" w:hAnsi="Times New Roman" w:cs="Times New Roman"/>
+                <w:sz w:val="28"/>
+                <w:szCs w:val="28"/>
+              </w:rPr>
+              <w:t xml:space="preserve"> и способы их последующего анализа.</w:t>
+            </w:r>
+            <w:r>
+              <w:rPr>
+                <w:rFonts w:ascii="Times New Roman" w:hAnsi="Times New Roman" w:cs="Times New Roman"/>
+                <w:sz w:val="28"/>
+                <w:szCs w:val="28"/>
+              </w:rPr>
+              <w:br/>
+              <w:t xml:space="preserve">Также проводилось тестирование отображения статистики и проверка корректности работы </w:t>
+            </w:r>
+            <w:proofErr w:type="spellStart"/>
+            <w:r>
+              <w:rPr>
+                <w:rFonts w:ascii="Times New Roman" w:hAnsi="Times New Roman" w:cs="Times New Roman"/>
+                <w:sz w:val="28"/>
+                <w:szCs w:val="28"/>
+              </w:rPr>
+              <w:t>endpoint</w:t>
+            </w:r>
+            <w:proofErr w:type="spellEnd"/>
+            <w:r>
+              <w:rPr>
+                <w:rFonts w:ascii="Times New Roman" w:hAnsi="Times New Roman" w:cs="Times New Roman"/>
+                <w:sz w:val="28"/>
+                <w:szCs w:val="28"/>
+              </w:rPr>
+              <w:t xml:space="preserve"> /</w:t>
+            </w:r>
+            <w:proofErr w:type="spellStart"/>
+            <w:r>
+              <w:rPr>
+                <w:rFonts w:ascii="Times New Roman" w:hAnsi="Times New Roman" w:cs="Times New Roman"/>
+                <w:sz w:val="28"/>
+                <w:szCs w:val="28"/>
+              </w:rPr>
+              <w:t>metrics</w:t>
+            </w:r>
+            <w:proofErr w:type="spellEnd"/>
+            <w:r>
+              <w:rPr>
+                <w:rFonts w:ascii="Times New Roman" w:hAnsi="Times New Roman" w:cs="Times New Roman"/>
+                <w:sz w:val="28"/>
+                <w:szCs w:val="28"/>
+              </w:rPr>
+              <w:t>.</w:t>
+            </w:r>
           </w:p>
         </w:tc>
         <w:tc>
@@ -5309,15 +5960,66 @@
           </w:tcPr>
           <w:p>
             <w:pPr>
-              <w:jc w:val="center"/>
-              <w:rPr>
-                <w:rFonts w:ascii="Times New Roman" w:hAnsi="Times New Roman" w:cs="Times New Roman"/>
-                <w:b/>
-                <w:bCs/>
-                <w:sz w:val="24"/>
-                <w:szCs w:val="24"/>
-              </w:rPr>
-            </w:pPr>
+              <w:spacing w:after="0" w:line="360" w:lineRule="auto"/>
+              <w:rPr>
+                <w:rFonts w:ascii="Times New Roman" w:hAnsi="Times New Roman" w:cs="Times New Roman"/>
+                <w:sz w:val="28"/>
+                <w:szCs w:val="28"/>
+              </w:rPr>
+            </w:pPr>
+            <w:r>
+              <w:rPr>
+                <w:rFonts w:ascii="Times New Roman" w:hAnsi="Times New Roman" w:cs="Times New Roman"/>
+                <w:sz w:val="28"/>
+                <w:szCs w:val="28"/>
+              </w:rPr>
+              <w:t xml:space="preserve">В этот день </w:t>
+            </w:r>
+            <w:r>
+              <w:rPr>
+                <w:rFonts w:ascii="Times New Roman" w:hAnsi="Times New Roman" w:cs="Times New Roman"/>
+                <w:sz w:val="28"/>
+                <w:szCs w:val="28"/>
+              </w:rPr>
+              <w:t>велась работа над оптимизацией производительности проекта и повышением устойчивости базы данных. Изучались механизмы уровней изоляции транзакций в MySQL и особенности их применения при одновременной работе нескольких пользователей с системой.</w:t>
+            </w:r>
+            <w:r>
+              <w:rPr>
+                <w:rFonts w:ascii="Times New Roman" w:hAnsi="Times New Roman" w:cs="Times New Roman"/>
+                <w:sz w:val="28"/>
+                <w:szCs w:val="28"/>
+              </w:rPr>
+              <w:br/>
+              <w:t>Также проводилось тестирование различных сценариев конкурентного доступа к данным и проверка корректности сохранения информации при выполнении нескольких операций одновременно.</w:t>
+            </w:r>
+            <w:r>
+              <w:rPr>
+                <w:rFonts w:ascii="Times New Roman" w:hAnsi="Times New Roman" w:cs="Times New Roman"/>
+                <w:sz w:val="28"/>
+                <w:szCs w:val="28"/>
+              </w:rPr>
+              <w:br/>
+              <w:t xml:space="preserve">Дополнительно выполнялся анализ возможностей использования специализированных библиотек </w:t>
+            </w:r>
+            <w:proofErr w:type="spellStart"/>
+            <w:r>
+              <w:rPr>
+                <w:rFonts w:ascii="Times New Roman" w:hAnsi="Times New Roman" w:cs="Times New Roman"/>
+                <w:sz w:val="28"/>
+                <w:szCs w:val="28"/>
+              </w:rPr>
+              <w:lastRenderedPageBreak/>
+              <w:t>Django</w:t>
+            </w:r>
+            <w:proofErr w:type="spellEnd"/>
+            <w:r>
+              <w:rPr>
+                <w:rFonts w:ascii="Times New Roman" w:hAnsi="Times New Roman" w:cs="Times New Roman"/>
+                <w:sz w:val="28"/>
+                <w:szCs w:val="28"/>
+              </w:rPr>
+              <w:t xml:space="preserve"> для контроля изменений данных и предотвращения конфликтов при обновлении записей.</w:t>
+            </w:r>
           </w:p>
         </w:tc>
         <w:tc>
@@ -5369,15 +6071,39 @@
           </w:tcPr>
           <w:p>
             <w:pPr>
-              <w:jc w:val="center"/>
-              <w:rPr>
-                <w:rFonts w:ascii="Times New Roman" w:hAnsi="Times New Roman" w:cs="Times New Roman"/>
-                <w:b/>
-                <w:bCs/>
-                <w:sz w:val="24"/>
-                <w:szCs w:val="24"/>
-              </w:rPr>
-            </w:pPr>
+              <w:spacing w:after="0" w:line="360" w:lineRule="auto"/>
+              <w:rPr>
+                <w:rFonts w:ascii="Times New Roman" w:hAnsi="Times New Roman" w:cs="Times New Roman"/>
+                <w:sz w:val="28"/>
+                <w:szCs w:val="28"/>
+              </w:rPr>
+            </w:pPr>
+            <w:r>
+              <w:rPr>
+                <w:rFonts w:ascii="Times New Roman" w:hAnsi="Times New Roman" w:cs="Times New Roman"/>
+                <w:sz w:val="28"/>
+                <w:szCs w:val="28"/>
+              </w:rPr>
+              <w:t>В этот день производилось тестирование серверной части проекта и исправление выявленных ошибок. Особое внимание уделялось корректности работы API-интерфейсов, обработке исключений и стабильности взаимодействия с базой данных.</w:t>
+            </w:r>
+            <w:r>
+              <w:rPr>
+                <w:rFonts w:ascii="Times New Roman" w:hAnsi="Times New Roman" w:cs="Times New Roman"/>
+                <w:sz w:val="28"/>
+                <w:szCs w:val="28"/>
+              </w:rPr>
+              <w:br/>
+              <w:t>Проводилась проверка работы механизмов аутентификации, регистрации и аудита действий пользователей. Кроме того, выполнялось тестирование взаимодействия различных компонентов проекта между собой, включая систему логирования, мониторинга и административную панель.</w:t>
+            </w:r>
+            <w:r>
+              <w:rPr>
+                <w:rFonts w:ascii="Times New Roman" w:hAnsi="Times New Roman" w:cs="Times New Roman"/>
+                <w:sz w:val="28"/>
+                <w:szCs w:val="28"/>
+              </w:rPr>
+              <w:br/>
+              <w:t>В конце рабочего дня были внесены исправления, направленные на повышение стабильности и надежности приложения.</w:t>
+            </w:r>
           </w:p>
         </w:tc>
         <w:tc>
@@ -5429,15 +6155,147 @@
           </w:tcPr>
           <w:p>
             <w:pPr>
-              <w:jc w:val="center"/>
-              <w:rPr>
-                <w:rFonts w:ascii="Times New Roman" w:hAnsi="Times New Roman" w:cs="Times New Roman"/>
-                <w:b/>
-                <w:bCs/>
-                <w:sz w:val="24"/>
-                <w:szCs w:val="24"/>
-              </w:rPr>
-            </w:pPr>
+              <w:spacing w:after="0" w:line="360" w:lineRule="auto"/>
+              <w:rPr>
+                <w:rFonts w:ascii="Times New Roman" w:hAnsi="Times New Roman" w:cs="Times New Roman"/>
+                <w:sz w:val="28"/>
+                <w:szCs w:val="28"/>
+              </w:rPr>
+            </w:pPr>
+            <w:r>
+              <w:rPr>
+                <w:rFonts w:ascii="Times New Roman" w:hAnsi="Times New Roman" w:cs="Times New Roman"/>
+                <w:sz w:val="28"/>
+                <w:szCs w:val="28"/>
+              </w:rPr>
+              <w:t xml:space="preserve">В течение данного дня проводилась работа по настройке автоматического выполнения фоновых задач в проекте. Для реализации периодического запуска различных процессов использовался системный планировщик </w:t>
+            </w:r>
+            <w:proofErr w:type="spellStart"/>
+            <w:r>
+              <w:rPr>
+                <w:rFonts w:ascii="Times New Roman" w:hAnsi="Times New Roman" w:cs="Times New Roman"/>
+                <w:sz w:val="28"/>
+                <w:szCs w:val="28"/>
+              </w:rPr>
+              <w:t>cron</w:t>
+            </w:r>
+            <w:proofErr w:type="spellEnd"/>
+            <w:r>
+              <w:rPr>
+                <w:rFonts w:ascii="Times New Roman" w:hAnsi="Times New Roman" w:cs="Times New Roman"/>
+                <w:sz w:val="28"/>
+                <w:szCs w:val="28"/>
+              </w:rPr>
+              <w:t xml:space="preserve">, а также библиотека </w:t>
+            </w:r>
+            <w:proofErr w:type="spellStart"/>
+            <w:r>
+              <w:rPr>
+                <w:rFonts w:ascii="Times New Roman" w:hAnsi="Times New Roman" w:cs="Times New Roman"/>
+                <w:sz w:val="28"/>
+                <w:szCs w:val="28"/>
+              </w:rPr>
+              <w:t>django-crontab</w:t>
+            </w:r>
+            <w:proofErr w:type="spellEnd"/>
+            <w:r>
+              <w:rPr>
+                <w:rFonts w:ascii="Times New Roman" w:hAnsi="Times New Roman" w:cs="Times New Roman"/>
+                <w:sz w:val="28"/>
+                <w:szCs w:val="28"/>
+              </w:rPr>
+              <w:t xml:space="preserve">, позволяющая интегрировать </w:t>
+            </w:r>
+            <w:proofErr w:type="spellStart"/>
+            <w:r>
+              <w:rPr>
+                <w:rFonts w:ascii="Times New Roman" w:hAnsi="Times New Roman" w:cs="Times New Roman"/>
+                <w:sz w:val="28"/>
+                <w:szCs w:val="28"/>
+              </w:rPr>
+              <w:t>cron</w:t>
+            </w:r>
+            <w:proofErr w:type="spellEnd"/>
+            <w:r>
+              <w:rPr>
+                <w:rFonts w:ascii="Times New Roman" w:hAnsi="Times New Roman" w:cs="Times New Roman"/>
+                <w:sz w:val="28"/>
+                <w:szCs w:val="28"/>
+              </w:rPr>
+              <w:t xml:space="preserve">-задачи непосредственно в </w:t>
+            </w:r>
+            <w:proofErr w:type="spellStart"/>
+            <w:r>
+              <w:rPr>
+                <w:rFonts w:ascii="Times New Roman" w:hAnsi="Times New Roman" w:cs="Times New Roman"/>
+                <w:sz w:val="28"/>
+                <w:szCs w:val="28"/>
+              </w:rPr>
+              <w:t>Django</w:t>
+            </w:r>
+            <w:proofErr w:type="spellEnd"/>
+            <w:r>
+              <w:rPr>
+                <w:rFonts w:ascii="Times New Roman" w:hAnsi="Times New Roman" w:cs="Times New Roman"/>
+                <w:sz w:val="28"/>
+                <w:szCs w:val="28"/>
+              </w:rPr>
+              <w:t>-проект.</w:t>
+            </w:r>
+            <w:r>
+              <w:rPr>
+                <w:rFonts w:ascii="Times New Roman" w:hAnsi="Times New Roman" w:cs="Times New Roman"/>
+                <w:sz w:val="28"/>
+                <w:szCs w:val="28"/>
+              </w:rPr>
+              <w:br/>
+              <w:t xml:space="preserve">Основное внимание уделялось настройке автоматического резервного копирования базы данных MySQL. Была реализована отдельная функция для создания резервных копий базы данных с сохранением дампов в отдельную директорию проекта. Дополнительно выполнялась настройка </w:t>
+            </w:r>
+            <w:r>
+              <w:rPr>
+                <w:rFonts w:ascii="Times New Roman" w:hAnsi="Times New Roman" w:cs="Times New Roman"/>
+                <w:sz w:val="28"/>
+                <w:szCs w:val="28"/>
+              </w:rPr>
+              <w:lastRenderedPageBreak/>
+              <w:t>расписания автоматического запуска задач через определенные интервалы времени.</w:t>
+            </w:r>
+            <w:r>
+              <w:rPr>
+                <w:rFonts w:ascii="Times New Roman" w:hAnsi="Times New Roman" w:cs="Times New Roman"/>
+                <w:sz w:val="28"/>
+                <w:szCs w:val="28"/>
+              </w:rPr>
+              <w:br/>
+              <w:t xml:space="preserve">Кроме того, проводилось тестирование корректности выполнения </w:t>
+            </w:r>
+            <w:proofErr w:type="spellStart"/>
+            <w:r>
+              <w:rPr>
+                <w:rFonts w:ascii="Times New Roman" w:hAnsi="Times New Roman" w:cs="Times New Roman"/>
+                <w:sz w:val="28"/>
+                <w:szCs w:val="28"/>
+              </w:rPr>
+              <w:t>cron</w:t>
+            </w:r>
+            <w:proofErr w:type="spellEnd"/>
+            <w:r>
+              <w:rPr>
+                <w:rFonts w:ascii="Times New Roman" w:hAnsi="Times New Roman" w:cs="Times New Roman"/>
+                <w:sz w:val="28"/>
+                <w:szCs w:val="28"/>
+              </w:rPr>
+              <w:t>-задач через терминал и проверка автоматического запуска процессов без участия пользователя. Выполнялся анализ логов выполнения задач и устранение возможных ошибок, связанных с путями к файлам, виртуальным окружением проекта и правами доступа.</w:t>
+            </w:r>
+            <w:r>
+              <w:rPr>
+                <w:rFonts w:ascii="Times New Roman" w:hAnsi="Times New Roman" w:cs="Times New Roman"/>
+                <w:sz w:val="28"/>
+                <w:szCs w:val="28"/>
+              </w:rPr>
+              <w:br/>
+              <w:t>Также в течение дня изучались особенности организации фоновых процессов в серверных приложениях и возможности применения автоматизированных задач для сбора статистики, резервного копирования и мониторинга состояния системы. В завершение рабочего дня была проведена проверка стабильности работы настроенного механизма автоматического выполнения задач.</w:t>
+            </w:r>
           </w:p>
         </w:tc>
         <w:tc>
@@ -5489,15 +6347,118 @@
           </w:tcPr>
           <w:p>
             <w:pPr>
-              <w:jc w:val="center"/>
-              <w:rPr>
-                <w:rFonts w:ascii="Times New Roman" w:hAnsi="Times New Roman" w:cs="Times New Roman"/>
-                <w:b/>
-                <w:bCs/>
-                <w:sz w:val="24"/>
-                <w:szCs w:val="24"/>
-              </w:rPr>
-            </w:pPr>
+              <w:spacing w:after="0" w:line="360" w:lineRule="auto"/>
+              <w:rPr>
+                <w:rFonts w:ascii="Times New Roman" w:hAnsi="Times New Roman" w:cs="Times New Roman"/>
+                <w:sz w:val="28"/>
+                <w:szCs w:val="28"/>
+              </w:rPr>
+            </w:pPr>
+            <w:r>
+              <w:rPr>
+                <w:rFonts w:ascii="Times New Roman" w:hAnsi="Times New Roman" w:cs="Times New Roman"/>
+                <w:sz w:val="28"/>
+                <w:szCs w:val="28"/>
+              </w:rPr>
+              <w:t xml:space="preserve">В заключительный день практики проводилась финальная проверка проекта и подготовка системы к </w:t>
+            </w:r>
+            <w:proofErr w:type="gramStart"/>
+            <w:r>
+              <w:rPr>
+                <w:rFonts w:ascii="Times New Roman" w:hAnsi="Times New Roman" w:cs="Times New Roman"/>
+                <w:sz w:val="28"/>
+                <w:szCs w:val="28"/>
+              </w:rPr>
+              <w:t>демонстрации</w:t>
+            </w:r>
+            <w:r>
+              <w:rPr>
+                <w:rFonts w:ascii="Times New Roman" w:hAnsi="Times New Roman" w:cs="Times New Roman"/>
+                <w:sz w:val="28"/>
+                <w:szCs w:val="28"/>
+              </w:rPr>
+              <w:t>(</w:t>
+            </w:r>
+            <w:proofErr w:type="gramEnd"/>
+            <w:r>
+              <w:rPr>
+                <w:rFonts w:ascii="Times New Roman" w:hAnsi="Times New Roman" w:cs="Times New Roman"/>
+                <w:sz w:val="28"/>
+                <w:szCs w:val="28"/>
+              </w:rPr>
+              <w:t>частичное наполнение ее данными)</w:t>
+            </w:r>
+            <w:r>
+              <w:rPr>
+                <w:rFonts w:ascii="Times New Roman" w:hAnsi="Times New Roman" w:cs="Times New Roman"/>
+                <w:sz w:val="28"/>
+                <w:szCs w:val="28"/>
+              </w:rPr>
+              <w:t>. Были выполнены тестирование основных функций приложения, проверка структуры базы данных и контроль корректности работы REST API.</w:t>
+            </w:r>
+            <w:r>
+              <w:rPr>
+                <w:rFonts w:ascii="Times New Roman" w:hAnsi="Times New Roman" w:cs="Times New Roman"/>
+                <w:sz w:val="28"/>
+                <w:szCs w:val="28"/>
+              </w:rPr>
+              <w:br/>
+              <w:t>Дополнительно производилась настройка и оформление административной панели проекта, а также проверка системы мониторинга и журналирования действий пользователей. Особое внимание уделялось анализу производительности и стабильности работы сервера при выполнении основных операций.</w:t>
+            </w:r>
+            <w:r>
+              <w:rPr>
+                <w:rFonts w:ascii="Times New Roman" w:hAnsi="Times New Roman" w:cs="Times New Roman"/>
+                <w:sz w:val="28"/>
+                <w:szCs w:val="28"/>
+              </w:rPr>
+              <w:br/>
+              <w:t xml:space="preserve">По итогам практики был получен опыт разработки </w:t>
+            </w:r>
+            <w:r>
+              <w:rPr>
+                <w:rFonts w:ascii="Times New Roman" w:hAnsi="Times New Roman" w:cs="Times New Roman"/>
+                <w:sz w:val="28"/>
+                <w:szCs w:val="28"/>
+              </w:rPr>
+              <w:lastRenderedPageBreak/>
+              <w:t xml:space="preserve">серверной части веб-приложений с использованием </w:t>
+            </w:r>
+            <w:proofErr w:type="spellStart"/>
+            <w:r>
+              <w:rPr>
+                <w:rFonts w:ascii="Times New Roman" w:hAnsi="Times New Roman" w:cs="Times New Roman"/>
+                <w:sz w:val="28"/>
+                <w:szCs w:val="28"/>
+              </w:rPr>
+              <w:t>Django</w:t>
+            </w:r>
+            <w:proofErr w:type="spellEnd"/>
+            <w:r>
+              <w:rPr>
+                <w:rFonts w:ascii="Times New Roman" w:hAnsi="Times New Roman" w:cs="Times New Roman"/>
+                <w:sz w:val="28"/>
+                <w:szCs w:val="28"/>
+              </w:rPr>
+              <w:t xml:space="preserve">, </w:t>
+            </w:r>
+            <w:proofErr w:type="spellStart"/>
+            <w:r>
+              <w:rPr>
+                <w:rFonts w:ascii="Times New Roman" w:hAnsi="Times New Roman" w:cs="Times New Roman"/>
+                <w:sz w:val="28"/>
+                <w:szCs w:val="28"/>
+              </w:rPr>
+              <w:t>Django</w:t>
+            </w:r>
+            <w:proofErr w:type="spellEnd"/>
+            <w:r>
+              <w:rPr>
+                <w:rFonts w:ascii="Times New Roman" w:hAnsi="Times New Roman" w:cs="Times New Roman"/>
+                <w:sz w:val="28"/>
+                <w:szCs w:val="28"/>
+              </w:rPr>
+              <w:t xml:space="preserve"> REST Framework, MySQL, JWT-аутентификации, систем мониторинга и логирования.</w:t>
+            </w:r>
           </w:p>
         </w:tc>
         <w:tc>
@@ -5850,7 +6811,7 @@
         <w:noProof/>
       </w:rPr>
       <w:drawing>
-        <wp:inline distT="0" distB="0" distL="0" distR="0">
+        <wp:inline distT="0" distB="0" distL="0" distR="0" wp14:anchorId="085B82DC" wp14:editId="39B7D43D">
           <wp:extent cx="5934075" cy="1409700"/>
           <wp:effectExtent l="19050" t="0" r="9525" b="0"/>
           <wp:docPr id="2" name="Рисунок 2" descr="Колонтитул ВЮК ОГРН"/>
@@ -7566,29 +8527,6 @@
 </file>
 
 <file path=customXml/item1.xml><?xml version="1.0" encoding="utf-8"?>
-<unk6:properties xmlns:unk4="06a2738e-1e1e-4fc5-b290-1b6b32dce37b" xmlns:unk3="d263c2ab-879a-4788-a305-2b6850640bb4" xmlns:xsi="http://www.w3.org/2001/XMLSchema-instance" xmlns:unk7="http://schemas.microsoft.com/office/infopath/2007/PartnerControls" xmlns:unk6="http://schemas.microsoft.com/office/2006/metadata/properties">
-  <documentManagement>
-    <unk4:TaxCatchAll xsi:nil="true"/>
-    <unk3:lcf76f155ced4ddcb4097134ff3c332f>
-      <unk7:Terms/>
-    </unk3:lcf76f155ced4ddcb4097134ff3c332f>
-  </documentManagement>
-</unk6:properties>
-</file>
-
-<file path=customXml/item2.xml><?xml version="1.0" encoding="utf-8"?>
-<bibliography:Sources xmlns:bibliography="http://schemas.openxmlformats.org/officeDocument/2006/bibliography" SelectedStyle="\APA.XSL" StyleName="APA"/>
-</file>
-
-<file path=customXml/item3.xml><?xml version="1.0" encoding="utf-8"?>
-<unk5:FormTemplates xmlns:unk5="http://schemas.microsoft.com/sharepoint/v3/contenttype/forms">
-  <unk5:Display>DocumentLibraryForm</unk5:Display>
-  <unk5:Edit>DocumentLibraryForm</unk5:Edit>
-  <unk5:New>DocumentLibraryForm</unk5:New>
-</unk5:FormTemplates>
-</file>
-
-<file path=customXml/item4.xml><?xml version="1.0" encoding="utf-8"?>
 <unk1:contentTypeSchema xmlns:unk4="06a2738e-1e1e-4fc5-b290-1b6b32dce37b" xmlns:unk3="d263c2ab-879a-4788-a305-2b6850640bb4" xmlns:unk2="http://schemas.microsoft.com/office/2006/metadata/properties/metaAttributes" xmlns:unk1="http://schemas.microsoft.com/office/2006/metadata/contentType" xmlns:xs="http://www.w3.org/2001/XMLSchema" unk1:_="" unk2:_="" unk2:contentTypeName="Документ" unk2:contentTypeID="0x0101003524297A5C6BBA4E890706B7722C4BFA" unk2:contentTypeVersion="14" unk2:contentTypeDescription="Создание документа." unk2:contentTypeScope="" unk2:versionID="43c6cd70c7833760bd8b2f50f6c61c84">
   <xs:schema targetNamespace="http://schemas.microsoft.com/office/2006/metadata/properties" unk2:root="true" unk2:fieldsID="a5543857f79f332deaa47fa4e7f8bfb1" unk3:_="" unk4:_="">
     <xs:import namespace="d263c2ab-879a-4788-a305-2b6850640bb4"/>
@@ -7801,34 +8739,30 @@
 </unk1:contentTypeSchema>
 </file>
 
-<file path=customXml/itemProps1.xml><?xml version="1.0" encoding="utf-8"?>
-<ds:datastoreItem xmlns:ds="http://schemas.openxmlformats.org/officeDocument/2006/customXml" ds:itemID="{D0ED2378-9DB9-4E7B-8156-3E8E5EDB7C3D}">
-  <ds:schemaRefs>
-    <ds:schemaRef ds:uri="06a2738e-1e1e-4fc5-b290-1b6b32dce37b"/>
-    <ds:schemaRef ds:uri="d263c2ab-879a-4788-a305-2b6850640bb4"/>
-    <ds:schemaRef ds:uri="http://schemas.microsoft.com/office/infopath/2007/PartnerControls"/>
-    <ds:schemaRef ds:uri="http://schemas.microsoft.com/office/2006/metadata/properties"/>
-  </ds:schemaRefs>
-</ds:datastoreItem>
+<file path=customXml/item2.xml><?xml version="1.0" encoding="utf-8"?>
+<unk5:FormTemplates xmlns:unk5="http://schemas.microsoft.com/sharepoint/v3/contenttype/forms">
+  <unk5:Display>DocumentLibraryForm</unk5:Display>
+  <unk5:Edit>DocumentLibraryForm</unk5:Edit>
+  <unk5:New>DocumentLibraryForm</unk5:New>
+</unk5:FormTemplates>
 </file>
 
-<file path=customXml/itemProps2.xml><?xml version="1.0" encoding="utf-8"?>
-<ds:datastoreItem xmlns:ds="http://schemas.openxmlformats.org/officeDocument/2006/customXml" ds:itemID="{3478CDE4-E5F1-4525-A768-B999D8232DE1}">
-  <ds:schemaRefs>
-    <ds:schemaRef ds:uri="http://schemas.openxmlformats.org/officeDocument/2006/bibliography"/>
-  </ds:schemaRefs>
-</ds:datastoreItem>
+<file path=customXml/item3.xml><?xml version="1.0" encoding="utf-8"?>
+<bibliography:Sources xmlns:bibliography="http://schemas.openxmlformats.org/officeDocument/2006/bibliography" SelectedStyle="\APA.XSL" StyleName="APA"/>
 </file>
 
-<file path=customXml/itemProps3.xml><?xml version="1.0" encoding="utf-8"?>
-<ds:datastoreItem xmlns:ds="http://schemas.openxmlformats.org/officeDocument/2006/customXml" ds:itemID="{55910A7B-8658-47BA-8E4B-55528FE76D21}">
-  <ds:schemaRefs>
-    <ds:schemaRef ds:uri="http://schemas.microsoft.com/sharepoint/v3/contenttype/forms"/>
-  </ds:schemaRefs>
-</ds:datastoreItem>
+<file path=customXml/item4.xml><?xml version="1.0" encoding="utf-8"?>
+<unk6:properties xmlns:unk4="06a2738e-1e1e-4fc5-b290-1b6b32dce37b" xmlns:unk3="d263c2ab-879a-4788-a305-2b6850640bb4" xmlns:xsi="http://www.w3.org/2001/XMLSchema-instance" xmlns:unk7="http://schemas.microsoft.com/office/infopath/2007/PartnerControls" xmlns:unk6="http://schemas.microsoft.com/office/2006/metadata/properties">
+  <documentManagement>
+    <unk4:TaxCatchAll xsi:nil="true"/>
+    <unk3:lcf76f155ced4ddcb4097134ff3c332f>
+      <unk7:Terms/>
+    </unk3:lcf76f155ced4ddcb4097134ff3c332f>
+  </documentManagement>
+</unk6:properties>
 </file>
 
-<file path=customXml/itemProps4.xml><?xml version="1.0" encoding="utf-8"?>
+<file path=customXml/itemProps1.xml><?xml version="1.0" encoding="utf-8"?>
 <ds:datastoreItem xmlns:ds="http://schemas.openxmlformats.org/officeDocument/2006/customXml" ds:itemID="{30D89C89-0911-454D-AA19-CBBA6083CE89}">
   <ds:schemaRefs>
     <ds:schemaRef ds:uri="06a2738e-1e1e-4fc5-b290-1b6b32dce37b"/>
@@ -7838,4 +8772,31 @@
     <ds:schemaRef ds:uri="http://www.w3.org/2001/XMLSchema"/>
   </ds:schemaRefs>
 </ds:datastoreItem>
+</file>
+
+<file path=customXml/itemProps2.xml><?xml version="1.0" encoding="utf-8"?>
+<ds:datastoreItem xmlns:ds="http://schemas.openxmlformats.org/officeDocument/2006/customXml" ds:itemID="{55910A7B-8658-47BA-8E4B-55528FE76D21}">
+  <ds:schemaRefs>
+    <ds:schemaRef ds:uri="http://schemas.microsoft.com/sharepoint/v3/contenttype/forms"/>
+  </ds:schemaRefs>
+</ds:datastoreItem>
+</file>
+
+<file path=customXml/itemProps3.xml><?xml version="1.0" encoding="utf-8"?>
+<ds:datastoreItem xmlns:ds="http://schemas.openxmlformats.org/officeDocument/2006/customXml" ds:itemID="{3478CDE4-E5F1-4525-A768-B999D8232DE1}">
+  <ds:schemaRefs>
+    <ds:schemaRef ds:uri="http://schemas.openxmlformats.org/officeDocument/2006/bibliography"/>
+  </ds:schemaRefs>
+</ds:datastoreItem>
+</file>
+
+<file path=customXml/itemProps4.xml><?xml version="1.0" encoding="utf-8"?>
+<ds:datastoreItem xmlns:ds="http://schemas.openxmlformats.org/officeDocument/2006/customXml" ds:itemID="{D0ED2378-9DB9-4E7B-8156-3E8E5EDB7C3D}">
+  <ds:schemaRefs>
+    <ds:schemaRef ds:uri="06a2738e-1e1e-4fc5-b290-1b6b32dce37b"/>
+    <ds:schemaRef ds:uri="d263c2ab-879a-4788-a305-2b6850640bb4"/>
+    <ds:schemaRef ds:uri="http://schemas.microsoft.com/office/infopath/2007/PartnerControls"/>
+    <ds:schemaRef ds:uri="http://schemas.microsoft.com/office/2006/metadata/properties"/>
+  </ds:schemaRefs>
+</ds:datastoreItem>
 </file>